--- a/docx_resources/Вечірня-Утреня/В,У - Мінея/07-Липень/24-__-Бориса_Гліба.docx
+++ b/docx_resources/Вечірня-Утреня/В,У - Мінея/07-Липень/24-__-Бориса_Гліба.docx
@@ -44,7 +44,7 @@
       </w:r>
       <w:r>
         <w:rPr>
-          <w:rFonts w:ascii="Segoe UI Symbol" w:hAnsi="Segoe UI Symbol" w:cs="Segoe UI Symbol"/>
+          <w:rFonts w:ascii="Times New Roman" w:hAnsi="Times New Roman" w:cs="Segoe UI Symbol"/>
           <w:noProof/>
           <w:color w:val="FF0000"/>
           <w:sz w:val="24"/>
@@ -1565,6 +1565,7 @@
           <w:b/>
           <w:i/>
           <w:color w:val="FF0000"/>
+          <w:sz w:val="24"/>
         </w:rPr>
         <w:t>Вечірні молитви</w:t>
       </w:r>
@@ -2891,6 +2892,7 @@
           <w:b/>
           <w:i/>
           <w:color w:val="FF0000"/>
+          <w:sz w:val="24"/>
         </w:rPr>
         <w:t>Блажен муж</w:t>
       </w:r>
@@ -3246,6 +3248,7 @@
           <w:b/>
           <w:i/>
           <w:color w:val="FF0000"/>
+          <w:sz w:val="24"/>
         </w:rPr>
         <w:t>Мала єктенія</w:t>
       </w:r>
@@ -5136,6 +5139,7 @@
           <w:b/>
           <w:i/>
           <w:color w:val="FF0000"/>
+          <w:sz w:val="24"/>
         </w:rPr>
         <w:t>Стихири</w:t>
       </w:r>
@@ -5996,6 +6000,7 @@
           <w:b/>
           <w:i/>
           <w:color w:val="FF0000"/>
+          <w:sz w:val="24"/>
         </w:rPr>
         <w:t>Прокімен</w:t>
       </w:r>
@@ -6112,6 +6117,7 @@
           <w:b/>
           <w:i/>
           <w:color w:val="FF0000"/>
+          <w:sz w:val="24"/>
         </w:rPr>
         <w:t>Читання</w:t>
       </w:r>
@@ -6610,6 +6616,7 @@
           <w:b/>
           <w:i/>
           <w:color w:val="FF0000"/>
+          <w:sz w:val="24"/>
         </w:rPr>
         <w:t>Єктенія усильного благання</w:t>
       </w:r>
@@ -7165,6 +7172,7 @@
           <w:b/>
           <w:i/>
           <w:color w:val="FF0000"/>
+          <w:sz w:val="24"/>
         </w:rPr>
         <w:t>Сподоби, Господи</w:t>
       </w:r>
@@ -7388,6 +7396,7 @@
           <w:b/>
           <w:i/>
           <w:color w:val="FF0000"/>
+          <w:sz w:val="24"/>
         </w:rPr>
         <w:t>Прохальна єктенія</w:t>
       </w:r>
@@ -8639,6 +8648,7 @@
           <w:b/>
           <w:i/>
           <w:color w:val="FF0000"/>
+          <w:sz w:val="24"/>
         </w:rPr>
         <w:t>Пісня Симеона</w:t>
       </w:r>
@@ -8999,6 +9009,7 @@
           <w:b/>
           <w:i/>
           <w:color w:val="FF0000"/>
+          <w:sz w:val="24"/>
         </w:rPr>
         <w:t>Тропарі</w:t>
       </w:r>
@@ -9560,6 +9571,7 @@
           <w:b/>
           <w:i/>
           <w:color w:val="FF0000"/>
+          <w:sz w:val="24"/>
         </w:rPr>
         <w:t>Після Вечірні</w:t>
       </w:r>
@@ -12060,6 +12072,7 @@
           <w:b/>
           <w:i/>
           <w:color w:val="FF0000"/>
+          <w:sz w:val="24"/>
         </w:rPr>
         <w:t>Утренні молитви</w:t>
       </w:r>
@@ -13491,6 +13504,7 @@
           <w:b/>
           <w:i/>
           <w:color w:val="FF0000"/>
+          <w:sz w:val="24"/>
         </w:rPr>
         <w:t>Бог Господь...</w:t>
       </w:r>
@@ -13499,6 +13513,7 @@
           <w:rFonts w:ascii="Times New Roman" w:hAnsi="Times New Roman" w:cs="Times New Roman"/>
           <w:i/>
           <w:color w:val="FF0000"/>
+          <w:sz w:val="24"/>
         </w:rPr>
         <w:t xml:space="preserve"> (Пс. 117), глас 2</w:t>
       </w:r>
@@ -13722,6 +13737,7 @@
           <w:b/>
           <w:i/>
           <w:color w:val="FF0000"/>
+          <w:sz w:val="24"/>
         </w:rPr>
         <w:t>Тропарі</w:t>
       </w:r>
@@ -13859,6 +13875,7 @@
           <w:b/>
           <w:i/>
           <w:color w:val="FF0000"/>
+          <w:sz w:val="24"/>
         </w:rPr>
         <w:t>Мала єктенія</w:t>
       </w:r>
@@ -14164,6 +14181,7 @@
           <w:b/>
           <w:i/>
           <w:color w:val="FF0000"/>
+          <w:sz w:val="24"/>
         </w:rPr>
         <w:t>Перший сідальний</w:t>
       </w:r>
@@ -14291,6 +14309,7 @@
           <w:b/>
           <w:i/>
           <w:color w:val="FF0000"/>
+          <w:sz w:val="24"/>
         </w:rPr>
         <w:t>Мала єктенія</w:t>
       </w:r>
@@ -14596,6 +14615,7 @@
           <w:b/>
           <w:i/>
           <w:color w:val="FF0000"/>
+          <w:sz w:val="24"/>
         </w:rPr>
         <w:t>Другий сідальний</w:t>
       </w:r>
@@ -15058,6 +15078,7 @@
           <w:b/>
           <w:i/>
           <w:color w:val="FF0000"/>
+          <w:sz w:val="24"/>
         </w:rPr>
         <w:t>Величання</w:t>
       </w:r>
@@ -15286,6 +15307,7 @@
           <w:b/>
           <w:i/>
           <w:color w:val="FF0000"/>
+          <w:sz w:val="24"/>
         </w:rPr>
         <w:t>Мала єктенія</w:t>
       </w:r>
@@ -15607,6 +15629,7 @@
           <w:b/>
           <w:i/>
           <w:color w:val="FF0000"/>
+          <w:sz w:val="24"/>
         </w:rPr>
         <w:t>Сідальний</w:t>
       </w:r>
@@ -15669,6 +15692,7 @@
           <w:b/>
           <w:i/>
           <w:color w:val="FF0000"/>
+          <w:sz w:val="24"/>
         </w:rPr>
         <w:t>Степенна пісня Антифон 1</w:t>
       </w:r>
@@ -15677,6 +15701,7 @@
           <w:rFonts w:ascii="Times New Roman" w:hAnsi="Times New Roman" w:cs="Times New Roman"/>
           <w:i/>
           <w:color w:val="FF0000"/>
+          <w:sz w:val="24"/>
         </w:rPr>
         <w:t xml:space="preserve"> (глас 4)</w:t>
       </w:r>
@@ -15904,6 +15929,7 @@
           <w:b/>
           <w:i/>
           <w:color w:val="FF0000"/>
+          <w:sz w:val="24"/>
         </w:rPr>
         <w:t>Прокімен</w:t>
       </w:r>
@@ -16692,6 +16718,7 @@
           <w:b/>
           <w:i/>
           <w:color w:val="FF0000"/>
+          <w:sz w:val="24"/>
         </w:rPr>
         <w:t>Псалом 50</w:t>
       </w:r>
@@ -17281,6 +17308,7 @@
           <w:b/>
           <w:i/>
           <w:color w:val="FF0000"/>
+          <w:sz w:val="24"/>
         </w:rPr>
         <w:t>Єктенія:</w:t>
       </w:r>
@@ -18103,6 +18131,7 @@
           <w:b/>
           <w:i/>
           <w:color w:val="FF0000"/>
+          <w:sz w:val="24"/>
         </w:rPr>
         <w:t>Мала єктенія</w:t>
       </w:r>
@@ -19320,6 +19349,7 @@
           <w:b/>
           <w:i/>
           <w:color w:val="FF0000"/>
+          <w:sz w:val="24"/>
         </w:rPr>
         <w:t>Мала єктенія</w:t>
       </w:r>
@@ -20419,6 +20449,7 @@
           <w:b/>
           <w:i/>
           <w:color w:val="FF0000"/>
+          <w:sz w:val="24"/>
         </w:rPr>
         <w:t>Пісня Богородиці</w:t>
       </w:r>
@@ -20667,6 +20698,7 @@
           <w:b/>
           <w:i/>
           <w:color w:val="FF0000"/>
+          <w:sz w:val="24"/>
         </w:rPr>
         <w:t>Пісня 9</w:t>
       </w:r>
@@ -20881,6 +20913,7 @@
           <w:b/>
           <w:i/>
           <w:color w:val="FF0000"/>
+          <w:sz w:val="24"/>
         </w:rPr>
         <w:t>Мала єктенія</w:t>
       </w:r>
@@ -21894,6 +21927,7 @@
           <w:b/>
           <w:i/>
           <w:color w:val="FF0000"/>
+          <w:sz w:val="24"/>
         </w:rPr>
         <w:t>Стихири</w:t>
       </w:r>
@@ -22065,6 +22099,7 @@
           <w:b/>
           <w:i/>
           <w:color w:val="FF0000"/>
+          <w:sz w:val="24"/>
         </w:rPr>
         <w:t>Велике славослов'я</w:t>
       </w:r>
@@ -22666,6 +22701,7 @@
           <w:b/>
           <w:i/>
           <w:color w:val="FF0000"/>
+          <w:sz w:val="24"/>
         </w:rPr>
         <w:t>Тропар</w:t>
       </w:r>
@@ -22758,6 +22794,7 @@
           <w:b/>
           <w:i/>
           <w:color w:val="FF0000"/>
+          <w:sz w:val="24"/>
         </w:rPr>
         <w:t>Єктенія усильного благання</w:t>
       </w:r>
@@ -23178,6 +23215,7 @@
           <w:b/>
           <w:i/>
           <w:color w:val="FF0000"/>
+          <w:sz w:val="24"/>
         </w:rPr>
         <w:t>Прохальна єктенія</w:t>
       </w:r>
